--- a/원고/2부/러시아어_컨설턴트_26아크.docx
+++ b/원고/2부/러시아어_컨설턴트_26아크.docx
@@ -325,6 +325,24 @@
           <w:bCs/>
           <w:b/>
         </w:rPr>
+        <w:t xml:space="preserve">Кирилл:</w:t>
+      </w:r>
+      <w:r>
+        <w:t xml:space="preserve"> </w:t>
+      </w:r>
+      <w:r>
+        <w:t xml:space="preserve">(Горько усмехнувшись) Ядвига Станиславовна, прямо как у Гоголя: «Я пригласил вас, господа, с тем, чтобы сообщить вам пренеприятное известие: к нам едет ревизор». Только у нас — он уже приехал.</w:t>
+      </w:r>
+    </w:p>
+    <w:p>
+      <w:pPr>
+        <w:pStyle w:val="BodyText"/>
+      </w:pPr>
+      <w:r>
+        <w:rPr>
+          <w:bCs/>
+          <w:b/>
+        </w:rPr>
         <w:t xml:space="preserve">Ядвига:</w:t>
       </w:r>
       <w:r>
@@ -1004,6 +1022,42 @@
       </w:r>
       <w:r>
         <w:t xml:space="preserve">Именно. Хотя — альтернатива — скрывать и надеяться — гораздо рискованнее в долгосрочной перспективе.</w:t>
+      </w:r>
+    </w:p>
+    <w:p>
+      <w:pPr>
+        <w:pStyle w:val="BodyText"/>
+      </w:pPr>
+      <w:r>
+        <w:rPr>
+          <w:bCs/>
+          <w:b/>
+        </w:rPr>
+        <w:t xml:space="preserve">Настя:</w:t>
+      </w:r>
+      <w:r>
+        <w:t xml:space="preserve"> </w:t>
+      </w:r>
+      <w:r>
+        <w:t xml:space="preserve">Да и шила в мешке не утаишь. Рано или поздно — всё равно всплывёт.</w:t>
+      </w:r>
+    </w:p>
+    <w:p>
+      <w:pPr>
+        <w:pStyle w:val="BodyText"/>
+      </w:pPr>
+      <w:r>
+        <w:rPr>
+          <w:bCs/>
+          <w:b/>
+        </w:rPr>
+        <w:t xml:space="preserve">Кирилл:</w:t>
+      </w:r>
+      <w:r>
+        <w:t xml:space="preserve"> </w:t>
+      </w:r>
+      <w:r>
+        <w:t xml:space="preserve">Тогда — пусть лучше всплывёт от нас самих.</w:t>
       </w:r>
     </w:p>
     <w:p>

--- a/원고/2부/러시아어_컨설턴트_26아크.docx
+++ b/원고/2부/러시아어_컨설턴트_26아크.docx
@@ -2702,6 +2702,222 @@
       </w:r>
       <w:r>
         <w:t xml:space="preserve">Согласен. Идём — дальше — на этот раз — к чему-то более обнадёживающему.</w:t>
+      </w:r>
+    </w:p>
+    <w:p>
+      <w:r>
+        <w:br w:type="page"/>
+      </w:r>
+    </w:p>
+    <w:p>
+      <w:pPr>
+        <w:pStyle w:val="BodyText"/>
+      </w:pPr>
+      <w:r>
+        <w:rPr>
+          <w:b/>
+          <w:bCs/>
+          <w:sz w:val="32"/>
+          <w:szCs w:val="32"/>
+        </w:rPr>
+        <w:t xml:space="preserve">📚 인용 해설 노트 — 26아크</w:t>
+      </w:r>
+    </w:p>
+    <w:p>
+      <w:pPr>
+        <w:pStyle w:val="BodyText"/>
+      </w:pPr>
+      <w:r>
+        <w:rPr/>
+        <w:t xml:space="preserve">이 화에 나온 러시아 고전 인용과 속담의 뜻, 원작 맥락, 쓰인 장면, 실제 대화에서 쓰는 요령을 정리했습니다.</w:t>
+      </w:r>
+    </w:p>
+    <w:p>
+      <w:pPr>
+        <w:pStyle w:val="BodyText"/>
+      </w:pPr>
+      <w:r>
+        <w:rPr>
+          <w:b/>
+          <w:bCs/>
+          <w:sz w:val="24"/>
+          <w:szCs w:val="24"/>
+        </w:rPr>
+        <w:t xml:space="preserve">인용 1 · «Я пригласил вас, господа, с тем, чтобы сообщить вам пренеприятное известие: к нам едет ревизор»</w:t>
+      </w:r>
+    </w:p>
+    <w:p>
+      <w:pPr>
+        <w:pStyle w:val="BodyText"/>
+      </w:pPr>
+      <w:r>
+        <w:rPr>
+          <w:b/>
+          <w:bCs/>
+        </w:rPr>
+        <w:t xml:space="preserve">출전: </w:t>
+      </w:r>
+      <w:r>
+        <w:rPr/>
+        <w:t xml:space="preserve">니콜라이 고골, 희곡 『검찰관』(Ревизор) 1막 첫 대사, 시장(Городничий)</w:t>
+      </w:r>
+    </w:p>
+    <w:p>
+      <w:pPr>
+        <w:pStyle w:val="BodyText"/>
+      </w:pPr>
+      <w:r>
+        <w:rPr>
+          <w:b/>
+          <w:bCs/>
+        </w:rPr>
+        <w:t xml:space="preserve">뜻: </w:t>
+      </w:r>
+      <w:r>
+        <w:rPr/>
+        <w:t xml:space="preserve">여러분을 부른 건 아주 불쾌한 소식을 전하기 위해서입니다. 검찰관이 오고 있습니다.</w:t>
+      </w:r>
+    </w:p>
+    <w:p>
+      <w:pPr>
+        <w:pStyle w:val="BodyText"/>
+      </w:pPr>
+      <w:r>
+        <w:rPr>
+          <w:b/>
+          <w:bCs/>
+        </w:rPr>
+        <w:t xml:space="preserve">원작·유래: </w:t>
+      </w:r>
+      <w:r>
+        <w:rPr/>
+        <w:t xml:space="preserve">부패한 지방 도시의 시장이 관리들을 모아 놓고 수도에서 암행 감찰관이 온다고 알리는 연극의 첫 대사입니다. 러시아 연극사에서 가장 유명한 첫 대사로 꼽힙니다.</w:t>
+      </w:r>
+    </w:p>
+    <w:p>
+      <w:pPr>
+        <w:pStyle w:val="BodyText"/>
+      </w:pPr>
+      <w:r>
+        <w:rPr>
+          <w:b/>
+          <w:bCs/>
+        </w:rPr>
+        <w:t xml:space="preserve">이 화에서: </w:t>
+      </w:r>
+      <w:r>
+        <w:rPr/>
+        <w:t xml:space="preserve">경제안보국 조사관이 예고 없이 들이닥친 직후 키릴이 법률고문 야드비가에게 씁쓸하게 농담합니다. '우리는 이미 와 있다'는 반전이 붙습니다.</w:t>
+      </w:r>
+    </w:p>
+    <w:p>
+      <w:pPr>
+        <w:pStyle w:val="BodyText"/>
+      </w:pPr>
+      <w:r>
+        <w:rPr>
+          <w:b/>
+          <w:bCs/>
+        </w:rPr>
+        <w:t xml:space="preserve">대화 활용 팁: </w:t>
+      </w:r>
+      <w:r>
+        <w:rPr/>
+        <w:t xml:space="preserve">감사, 세무조사, 본사 점검 같은 소식을 전할 때 쓰는 단골 농담입니다. 긴장된 분위기를 풀어 주지만, 원작이 부패 관리들의 이야기라는 점 때문에 '찔리는 게 있나?'라는 반응이 돌아올 수 있습니다.</w:t>
+      </w:r>
+    </w:p>
+    <w:p>
+      <w:pPr>
+        <w:pStyle w:val="BodyText"/>
+      </w:pPr>
+      <w:r>
+        <w:rPr>
+          <w:b/>
+          <w:bCs/>
+          <w:sz w:val="24"/>
+          <w:szCs w:val="24"/>
+        </w:rPr>
+        <w:t xml:space="preserve">인용 2 · «Шила в мешке не утаишь»</w:t>
+      </w:r>
+    </w:p>
+    <w:p>
+      <w:pPr>
+        <w:pStyle w:val="BodyText"/>
+      </w:pPr>
+      <w:r>
+        <w:rPr>
+          <w:b/>
+          <w:bCs/>
+        </w:rPr>
+        <w:t xml:space="preserve">출전: </w:t>
+      </w:r>
+      <w:r>
+        <w:rPr/>
+        <w:t xml:space="preserve">러시아 속담</w:t>
+      </w:r>
+    </w:p>
+    <w:p>
+      <w:pPr>
+        <w:pStyle w:val="BodyText"/>
+      </w:pPr>
+      <w:r>
+        <w:rPr>
+          <w:b/>
+          <w:bCs/>
+        </w:rPr>
+        <w:t xml:space="preserve">뜻: </w:t>
+      </w:r>
+      <w:r>
+        <w:rPr/>
+        <w:t xml:space="preserve">송곳은 자루 속에 숨길 수 없다. 비밀은 결국 드러난다는 뜻입니다.</w:t>
+      </w:r>
+    </w:p>
+    <w:p>
+      <w:pPr>
+        <w:pStyle w:val="BodyText"/>
+      </w:pPr>
+      <w:r>
+        <w:rPr>
+          <w:b/>
+          <w:bCs/>
+        </w:rPr>
+        <w:t xml:space="preserve">원작·유래: </w:t>
+      </w:r>
+      <w:r>
+        <w:rPr/>
+        <w:t xml:space="preserve">날카로운 송곳은 자루를 뚫고 나온다는 데서 온 말입니다. 한자 성어 '낭중지추'와 비유가 같지만, 러시아어에서는 '숨길 수 없다'는 쪽으로 씁니다.</w:t>
+      </w:r>
+    </w:p>
+    <w:p>
+      <w:pPr>
+        <w:pStyle w:val="BodyText"/>
+      </w:pPr>
+      <w:r>
+        <w:rPr>
+          <w:b/>
+          <w:bCs/>
+        </w:rPr>
+        <w:t xml:space="preserve">이 화에서: </w:t>
+      </w:r>
+      <w:r>
+        <w:rPr/>
+        <w:t xml:space="preserve">자진 공개냐 은폐냐를 두고 호텔 로비에서 전략을 논의하다가, 나스탸가 '어차피 드러날 거라면 우리 입으로 먼저 밝히자'는 결론을 내립니다.</w:t>
+      </w:r>
+    </w:p>
+    <w:p>
+      <w:pPr>
+        <w:pStyle w:val="BodyText"/>
+      </w:pPr>
+      <w:r>
+        <w:rPr>
+          <w:b/>
+          <w:bCs/>
+        </w:rPr>
+        <w:t xml:space="preserve">대화 활용 팁: </w:t>
+      </w:r>
+      <w:r>
+        <w:rPr/>
+        <w:t xml:space="preserve">자발적 공개, 투명 경영, 위기 소통을 설득할 때 아주 유용합니다. 숨기려는 상대에게 쓰면 경고가 됩니다.</w:t>
       </w:r>
     </w:p>
     <w:sectPr/>
